--- a/note from the author.docx
+++ b/note from the author.docx
@@ -22,47 +22,15 @@
       </w:r>
       <w:proofErr w:type="gramEnd"/>
       <w:r>
-        <w:t xml:space="preserve"> being fired from my job, I had more time to spend focusing on my work at Moberly Area Community College (online). In my general astronomy class </w:t>
-      </w:r>
-      <w:proofErr w:type="gramStart"/>
-      <w:r>
-        <w:t>lead</w:t>
-      </w:r>
-      <w:proofErr w:type="gramEnd"/>
-      <w:r>
-        <w:t xml:space="preserve"> by Patricia Cole, one of the things we touched on was redshift. This was my second flux capacitor moment, that redshift could be directly inferring accumulation.</w:t>
+        <w:t xml:space="preserve"> being fired from my job, I had more time to spend focusing on my work at Moberly Area Community College (online). In my general astronomy class lead by Patricia Cole, one of the things we touched on was redshift. This was my second flux capacitor moment, that redshift could be directly inferring accumulation.</w:t>
       </w:r>
     </w:p>
     <w:p>
       <w:r>
-        <w:t xml:space="preserve">I started with a spreadsheet and Union3, Pantheon and DES supernovae data looking for correlations that could point to what I called at the time, a variable lightyear. I knew if the basis for a </w:t>
-      </w:r>
-      <w:proofErr w:type="gramStart"/>
-      <w:r>
-        <w:t>lightyear</w:t>
-      </w:r>
-      <w:proofErr w:type="gramEnd"/>
-      <w:r>
-        <w:t xml:space="preserve"> was </w:t>
-      </w:r>
-      <w:proofErr w:type="gramStart"/>
-      <w:r>
-        <w:t>km</w:t>
-      </w:r>
-      <w:proofErr w:type="gramEnd"/>
-      <w:r>
-        <w:t xml:space="preserve"> but accumulation existed this would show up as a discrepancy</w:t>
-      </w:r>
-      <w:r>
-        <w:t xml:space="preserve">, as I postulated accumulation and distance to be different phenomena. The spreadsheet </w:t>
-      </w:r>
-      <w:proofErr w:type="gramStart"/>
-      <w:r>
-        <w:t>eventual</w:t>
-      </w:r>
-      <w:proofErr w:type="gramEnd"/>
-      <w:r>
-        <w:t xml:space="preserve"> led me to the STAM-A-model.</w:t>
+        <w:t>I started with a spreadsheet and Union3, Pantheon and DES supernovae data looking for correlations that could point to what I called at the time, a variable lightyear. I knew if the basis for a lightyear was km but accumulation existed this would show up as a discrepancy</w:t>
+      </w:r>
+      <w:r>
+        <w:t>, as I postulated accumulation and distance to be different phenomena. The spreadsheet eventual led me to the STAM-A-model.</w:t>
       </w:r>
     </w:p>
     <w:p/>
@@ -73,7 +41,13 @@
         </w:rPr>
       </w:pPr>
       <w:r>
-        <w:t>Sean Brady- September 5</w:t>
+        <w:t xml:space="preserve">Sean Brady- </w:t>
+      </w:r>
+      <w:r>
+        <w:t>November</w:t>
+      </w:r>
+      <w:r>
+        <w:t xml:space="preserve"> 5</w:t>
       </w:r>
       <w:r>
         <w:rPr>

--- a/note from the author.docx
+++ b/note from the author.docx
@@ -3,66 +3,226 @@
 <w:document xmlns:wpc="http://schemas.microsoft.com/office/word/2010/wordprocessingCanvas" xmlns:cx="http://schemas.microsoft.com/office/drawing/2014/chartex" xmlns:cx1="http://schemas.microsoft.com/office/drawing/2015/9/8/chartex" xmlns:cx2="http://schemas.microsoft.com/office/drawing/2015/10/21/chartex" xmlns:cx3="http://schemas.microsoft.com/office/drawing/2016/5/9/chartex" xmlns:cx4="http://schemas.microsoft.com/office/drawing/2016/5/10/chartex" xmlns:cx5="http://schemas.microsoft.com/office/drawing/2016/5/11/chartex" xmlns:cx6="http://schemas.microsoft.com/office/drawing/2016/5/12/chartex" xmlns:cx7="http://schemas.microsoft.com/office/drawing/2016/5/13/chartex" xmlns:cx8="http://schemas.microsoft.com/office/drawing/2016/5/14/chartex" xmlns:mc="http://schemas.openxmlformats.org/markup-compatibility/2006" xmlns:aink="http://schemas.microsoft.com/office/drawing/2016/ink" xmlns:am3d="http://schemas.microsoft.com/office/drawing/2017/model3d" xmlns:o="urn:schemas-microsoft-com:office:office" xmlns:oel="http://schemas.microsoft.com/office/2019/extlst" xmlns:r="http://schemas.openxmlformats.org/officeDocument/2006/relationships" xmlns:m="http://schemas.openxmlformats.org/officeDocument/2006/math" xmlns:v="urn:schemas-microsoft-com:vml" xmlns:wp14="http://schemas.microsoft.com/office/word/2010/wordprocessingDrawing" xmlns:wp="http://schemas.openxmlformats.org/drawingml/2006/wordprocessingDrawing" xmlns:w10="urn:schemas-microsoft-com:office:word" xmlns:w="http://schemas.openxmlformats.org/wordprocessingml/2006/main" xmlns:w14="http://schemas.microsoft.com/office/word/2010/wordml" xmlns:w15="http://schemas.microsoft.com/office/word/2012/wordml" xmlns:w16cex="http://schemas.microsoft.com/office/word/2018/wordml/cex" xmlns:w16cid="http://schemas.microsoft.com/office/word/2016/wordml/cid" xmlns:w16="http://schemas.microsoft.com/office/word/2018/wordml" xmlns:w16du="http://schemas.microsoft.com/office/word/2023/wordml/word16du" xmlns:w16sdtdh="http://schemas.microsoft.com/office/word/2020/wordml/sdtdatahash" xmlns:w16sdtfl="http://schemas.microsoft.com/office/word/2024/wordml/sdtformatlock" xmlns:w16se="http://schemas.microsoft.com/office/word/2015/wordml/symex" xmlns:wpg="http://schemas.microsoft.com/office/word/2010/wordprocessingGroup" xmlns:wpi="http://schemas.microsoft.com/office/word/2010/wordprocessingInk" xmlns:wne="http://schemas.microsoft.com/office/word/2006/wordml" xmlns:wps="http://schemas.microsoft.com/office/word/2010/wordprocessingShape" mc:Ignorable="w14 w15 w16se w16cid w16 w16cex w16sdtdh w16sdtfl w16du wp14">
   <w:body>
     <w:p>
-      <w:r>
-        <w:t>I thought of accumulation sometime in 2023 during a routine visit to the place many of do our best thinking. I simplest version of the idea is that matter displaces space. In my mind I envisioned an empty void of space, then a planet “manifesting” in the void pushing out on space. I further envisioned the idea equating to a large glass tank of water, sealed and filled to 100.00%, and imagined the same type of spherical object “appearing” in the center forcing a localized increase in density, then thought of a smaller pebble like object traveling in a straight line running into this denser portion and curving its path.</w:t>
+      <w:pPr>
+        <w:spacing w:after="0" w:line="480" w:lineRule="auto"/>
+        <w:ind w:firstLine="720"/>
+        <w:rPr>
+          <w:rFonts w:ascii="Times New Roman" w:hAnsi="Times New Roman" w:cs="Times New Roman"/>
+        </w:rPr>
+      </w:pPr>
+      <w:r>
+        <w:rPr>
+          <w:rFonts w:ascii="Times New Roman" w:hAnsi="Times New Roman" w:cs="Times New Roman"/>
+        </w:rPr>
+        <w:t>I thought of accumulation sometime in 2023 during a routine visit to the place many of</w:t>
+      </w:r>
+      <w:r>
+        <w:rPr>
+          <w:rFonts w:ascii="Times New Roman" w:hAnsi="Times New Roman" w:cs="Times New Roman"/>
+        </w:rPr>
+        <w:t xml:space="preserve"> us</w:t>
+      </w:r>
+      <w:r>
+        <w:rPr>
+          <w:rFonts w:ascii="Times New Roman" w:hAnsi="Times New Roman" w:cs="Times New Roman"/>
+        </w:rPr>
+        <w:t xml:space="preserve"> do our best thinking. I simplest version of the idea is that matter displaces space. In my mind I envisioned an empty void of space, then a planet “manifesting” in the void pushing out on space. I further envisioned the idea equating to a large glass tank of water, sealed and filled to 100.00%, and imagined the same type of spherical object “appearing” in the center forcing a localized increase in density, then thought of a smaller pebble like object traveling in a straight line running into this denser portion and curving its path.</w:t>
       </w:r>
     </w:p>
     <w:p>
-      <w:r>
+      <w:pPr>
+        <w:spacing w:after="0" w:line="480" w:lineRule="auto"/>
+        <w:ind w:firstLine="720"/>
+        <w:rPr>
+          <w:rFonts w:ascii="Times New Roman" w:hAnsi="Times New Roman" w:cs="Times New Roman"/>
+        </w:rPr>
+      </w:pPr>
+      <w:r>
+        <w:rPr>
+          <w:rFonts w:ascii="Times New Roman" w:hAnsi="Times New Roman" w:cs="Times New Roman"/>
+        </w:rPr>
         <w:t>Over time the more I thought about accumulation, I made outlandish theories that we are wrong about the distance of supernovae. I thought maybe time doesn’t dilate, but instead, put in the simplest terms, light is traveling through more space, therefore showing up late. I was most excited to think about the event horizon of a blackhole as space changing states similarly to gas changing to liquid.</w:t>
       </w:r>
     </w:p>
     <w:p>
-      <w:r>
-        <w:t xml:space="preserve">Most notably, I thought of accumulation as invisible and immeasurable. </w:t>
-      </w:r>
-      <w:proofErr w:type="gramStart"/>
-      <w:r>
-        <w:t>After recently</w:t>
-      </w:r>
-      <w:proofErr w:type="gramEnd"/>
-      <w:r>
-        <w:t xml:space="preserve"> being fired from my job, I had more time to spend focusing on my work at Moberly Area Community College (online). In my general astronomy class lead by Patricia Cole, one of the things we touched on was redshift. This was my second flux capacitor moment, that redshift could be directly inferring accumulation.</w:t>
+      <w:pPr>
+        <w:spacing w:after="0" w:line="480" w:lineRule="auto"/>
+        <w:ind w:firstLine="720"/>
+        <w:rPr>
+          <w:rFonts w:ascii="Times New Roman" w:hAnsi="Times New Roman" w:cs="Times New Roman"/>
+        </w:rPr>
+      </w:pPr>
+      <w:r>
+        <w:rPr>
+          <w:rFonts w:ascii="Times New Roman" w:hAnsi="Times New Roman" w:cs="Times New Roman"/>
+        </w:rPr>
+        <w:t>Most notably, I thought of accumulation as invisible and immeasurable. After recently being fired from my job, I had more time to spend focusing on my work at Moberly Area Community College (online). In my general astronomy class lead by Patricia Cole, one of the things we touched on was redshift.</w:t>
+      </w:r>
+      <w:r>
+        <w:rPr>
+          <w:rFonts w:ascii="Times New Roman" w:hAnsi="Times New Roman" w:cs="Times New Roman"/>
+        </w:rPr>
+        <w:t xml:space="preserve"> </w:t>
+      </w:r>
+      <w:r>
+        <w:rPr>
+          <w:rFonts w:ascii="Times New Roman" w:hAnsi="Times New Roman" w:cs="Times New Roman"/>
+        </w:rPr>
+        <w:t>This</w:t>
+      </w:r>
+      <w:r>
+        <w:rPr>
+          <w:rFonts w:ascii="Times New Roman" w:hAnsi="Times New Roman" w:cs="Times New Roman"/>
+        </w:rPr>
+        <w:t xml:space="preserve"> was my second flux capacitor moment, that redshift could be directly inferring accumulation.</w:t>
       </w:r>
     </w:p>
     <w:p>
-      <w:r>
-        <w:t>I started with a spreadsheet and Union3, Pantheon and DES supernovae data looking for correlations that could point to what I called at the time, a variable lightyear. I knew if the basis for a lightyear was km but accumulation existed this would show up as a discrepancy</w:t>
-      </w:r>
-      <w:r>
-        <w:t>, as I postulated accumulation and distance to be different phenomena. The spreadsheet eventual led me to the STAM-A-model.</w:t>
+      <w:pPr>
+        <w:spacing w:after="0" w:line="480" w:lineRule="auto"/>
+        <w:ind w:firstLine="720"/>
+        <w:rPr>
+          <w:rFonts w:ascii="Times New Roman" w:hAnsi="Times New Roman" w:cs="Times New Roman"/>
+        </w:rPr>
+      </w:pPr>
+      <w:r>
+        <w:rPr>
+          <w:rFonts w:ascii="Times New Roman" w:hAnsi="Times New Roman" w:cs="Times New Roman"/>
+        </w:rPr>
+        <w:t xml:space="preserve">I started with a spreadsheet and Union3, Pantheon and DES supernovae data looking for correlations that could point to what I called at the time, a variable lightyear. I knew if the basis for a </w:t>
+      </w:r>
+      <w:r>
+        <w:rPr>
+          <w:rFonts w:ascii="Times New Roman" w:hAnsi="Times New Roman" w:cs="Times New Roman"/>
+        </w:rPr>
+        <w:t>ligh</w:t>
+      </w:r>
+      <w:r>
+        <w:rPr>
+          <w:rFonts w:ascii="Times New Roman" w:hAnsi="Times New Roman" w:cs="Times New Roman"/>
+        </w:rPr>
+        <w:t>t</w:t>
+      </w:r>
+      <w:r>
+        <w:rPr>
+          <w:rFonts w:ascii="Times New Roman" w:hAnsi="Times New Roman" w:cs="Times New Roman"/>
+        </w:rPr>
+        <w:t>year</w:t>
+      </w:r>
+      <w:r>
+        <w:rPr>
+          <w:rFonts w:ascii="Times New Roman" w:hAnsi="Times New Roman" w:cs="Times New Roman"/>
+        </w:rPr>
+        <w:t xml:space="preserve"> was </w:t>
+      </w:r>
+      <w:r>
+        <w:rPr>
+          <w:rFonts w:ascii="Times New Roman" w:hAnsi="Times New Roman" w:cs="Times New Roman"/>
+        </w:rPr>
+        <w:t>K</w:t>
+      </w:r>
+      <w:r>
+        <w:rPr>
+          <w:rFonts w:ascii="Times New Roman" w:hAnsi="Times New Roman" w:cs="Times New Roman"/>
+        </w:rPr>
+        <w:t>m</w:t>
+      </w:r>
+      <w:r>
+        <w:rPr>
+          <w:rFonts w:ascii="Times New Roman" w:hAnsi="Times New Roman" w:cs="Times New Roman"/>
+        </w:rPr>
+        <w:t>,</w:t>
+      </w:r>
+      <w:r>
+        <w:rPr>
+          <w:rFonts w:ascii="Times New Roman" w:hAnsi="Times New Roman" w:cs="Times New Roman"/>
+        </w:rPr>
+        <w:t xml:space="preserve"> but accumulation existed</w:t>
+      </w:r>
+      <w:r>
+        <w:rPr>
+          <w:rFonts w:ascii="Times New Roman" w:hAnsi="Times New Roman" w:cs="Times New Roman"/>
+        </w:rPr>
+        <w:t>,</w:t>
+      </w:r>
+      <w:r>
+        <w:rPr>
+          <w:rFonts w:ascii="Times New Roman" w:hAnsi="Times New Roman" w:cs="Times New Roman"/>
+        </w:rPr>
+        <w:t xml:space="preserve"> this would show up as a discrepancy</w:t>
+      </w:r>
+      <w:r>
+        <w:rPr>
+          <w:rFonts w:ascii="Times New Roman" w:hAnsi="Times New Roman" w:cs="Times New Roman"/>
+        </w:rPr>
+        <w:t xml:space="preserve"> </w:t>
+      </w:r>
+      <w:r>
+        <w:rPr>
+          <w:rFonts w:ascii="Times New Roman" w:hAnsi="Times New Roman" w:cs="Times New Roman"/>
+        </w:rPr>
+        <w:t xml:space="preserve">as I postulated accumulation and distance to be different phenomena. </w:t>
       </w:r>
     </w:p>
-    <w:p/>
     <w:p>
       <w:pPr>
+        <w:spacing w:after="0" w:line="480" w:lineRule="auto"/>
+        <w:ind w:firstLine="720"/>
+        <w:rPr>
+          <w:rFonts w:ascii="Times New Roman" w:hAnsi="Times New Roman" w:cs="Times New Roman"/>
+        </w:rPr>
+      </w:pPr>
+    </w:p>
+    <w:p>
+      <w:pPr>
+        <w:spacing w:line="480" w:lineRule="auto"/>
         <w:rPr>
           <w:color w:val="FFFFFF" w:themeColor="background1"/>
         </w:rPr>
       </w:pPr>
       <w:r>
+        <w:rPr>
+          <w:rFonts w:ascii="Times New Roman" w:hAnsi="Times New Roman" w:cs="Times New Roman"/>
+        </w:rPr>
         <w:t xml:space="preserve">Sean Brady- </w:t>
       </w:r>
       <w:r>
+        <w:rPr>
+          <w:rFonts w:ascii="Times New Roman" w:hAnsi="Times New Roman" w:cs="Times New Roman"/>
+        </w:rPr>
         <w:t>November</w:t>
       </w:r>
       <w:r>
+        <w:rPr>
+          <w:rFonts w:ascii="Times New Roman" w:hAnsi="Times New Roman" w:cs="Times New Roman"/>
+        </w:rPr>
         <w:t xml:space="preserve"> 5</w:t>
       </w:r>
       <w:r>
         <w:rPr>
+          <w:rFonts w:ascii="Times New Roman" w:hAnsi="Times New Roman" w:cs="Times New Roman"/>
           <w:vertAlign w:val="superscript"/>
         </w:rPr>
         <w:t>th</w:t>
       </w:r>
       <w:r>
+        <w:rPr>
+          <w:rFonts w:ascii="Times New Roman" w:hAnsi="Times New Roman" w:cs="Times New Roman"/>
+        </w:rPr>
         <w:t xml:space="preserve">, 1955. </w:t>
       </w:r>
       <w:r>
         <w:rPr>
+          <w:rFonts w:ascii="Times New Roman" w:hAnsi="Times New Roman" w:cs="Times New Roman"/>
           <w:color w:val="FFFFFF" w:themeColor="background1"/>
         </w:rPr>
-        <w:t>(May 3</w:t>
+        <w:t>(May</w:t>
+      </w:r>
+      <w:r>
+        <w:rPr>
+          <w:color w:val="FFFFFF" w:themeColor="background1"/>
+        </w:rPr>
+        <w:t xml:space="preserve"> 3</w:t>
       </w:r>
       <w:r>
         <w:rPr>
